--- a/assets/General Promotion MACP temp.docx
+++ b/assets/General Promotion MACP temp.docx
@@ -4,10 +4,14 @@
   <w:body>
     <w:p>
       <w:pPr>
+        <w:spacing w:after="0" w:line="240" w:lineRule="auto"/>
         <w:jc w:val="center"/>
         <w:rPr>
           <w:b/>
           <w:bCs/>
+          <w:sz w:val="28"/>
+          <w:szCs w:val="28"/>
+          <w:u w:val="single"/>
           <w:cs/>
         </w:rPr>
       </w:pPr>
@@ -15,6 +19,9 @@
         <w:rPr>
           <w:b/>
           <w:bCs/>
+          <w:sz w:val="28"/>
+          <w:szCs w:val="28"/>
+          <w:u w:val="single"/>
           <w:cs/>
         </w:rPr>
         <w:t>पदोन्नति</w:t>
@@ -22,10 +29,14 @@
     </w:p>
     <w:p>
       <w:pPr>
+        <w:spacing w:after="0" w:line="240" w:lineRule="auto"/>
         <w:jc w:val="center"/>
         <w:rPr>
           <w:b/>
           <w:bCs/>
+          <w:sz w:val="28"/>
+          <w:szCs w:val="28"/>
+          <w:u w:val="single"/>
           <w:cs/>
         </w:rPr>
       </w:pPr>
@@ -33,6 +44,9 @@
         <w:rPr>
           <w:b/>
           <w:bCs/>
+          <w:sz w:val="28"/>
+          <w:szCs w:val="28"/>
+          <w:u w:val="single"/>
           <w:cs/>
         </w:rPr>
         <w:t>कार्यालय टिप्पणी</w:t>
@@ -276,6 +290,7 @@
       <w:r>
         <w:rPr>
           <w:rFonts w:ascii="Mangal" w:hAnsi="Mangal"/>
+          <w:szCs w:val="24"/>
           <w:cs/>
         </w:rPr>
         <w:t>[</w:t>
@@ -283,6 +298,7 @@
       <w:r>
         <w:rPr>
           <w:rFonts w:ascii="Mangal" w:hAnsi="Mangal"/>
+          <w:szCs w:val="24"/>
         </w:rPr>
         <w:t>EMPLOYEENAME</w:t>
       </w:r>
@@ -717,7 +733,20 @@
         <w:rPr>
           <w:cs/>
         </w:rPr>
-        <w:t>से पदोन्नति की लाभ दिया गया है।</w:t>
+        <w:t xml:space="preserve">से पदोन्नति </w:t>
+      </w:r>
+      <w:r>
+        <w:rPr>
+          <w:rFonts w:ascii="Mangal" w:hAnsi="Mangal" w:hint="cs"/>
+          <w:cs/>
+        </w:rPr>
+        <w:t>का</w:t>
+      </w:r>
+      <w:r>
+        <w:rPr>
+          <w:cs/>
+        </w:rPr>
+        <w:t xml:space="preserve"> लाभ दिया गया है।</w:t>
       </w:r>
     </w:p>
     <w:p>
@@ -1343,42 +1372,7 @@
           <w:b/>
           <w:bCs/>
         </w:rPr>
-        <w:t xml:space="preserve">= </w:t>
-      </w:r>
-      <w:r>
-        <w:rPr>
-          <w:b/>
-          <w:bCs/>
-        </w:rPr>
-        <w:t>(</w:t>
-      </w:r>
-      <w:r>
-        <w:rPr>
-          <w:b/>
-          <w:bCs/>
-        </w:rPr>
-        <w:t>MROUND100OLDBASICPAY*103%</w:t>
-      </w:r>
-      <w:r>
-        <w:rPr>
-          <w:b/>
-          <w:bCs/>
-        </w:rPr>
-        <w:t>=&lt;</w:t>
-      </w:r>
-      <w:r>
-        <w:rPr>
-          <w:b/>
-          <w:bCs/>
-        </w:rPr>
-        <w:t>INNEWGP</w:t>
-      </w:r>
-      <w:r>
-        <w:rPr>
-          <w:b/>
-          <w:bCs/>
-        </w:rPr>
-        <w:t xml:space="preserve">] </w:t>
+        <w:t>]</w:t>
       </w:r>
       <w:r>
         <w:rPr>
